--- a/docx_resources/Вечірня-Утреня/В,У - Мінея/09-Вересень/20-__-кн_Михаїла.docx
+++ b/docx_resources/Вечірня-Утреня/В,У - Мінея/09-Вересень/20-__-кн_Михаїла.docx
@@ -40,7 +40,7 @@
       </w:r>
       <w:r>
         <w:rPr>
-          <w:rFonts w:ascii="Segoe UI Symbol" w:eastAsia="Quattrocento Sans" w:hAnsi="Segoe UI Symbol" w:cs="Segoe UI Symbol"/>
+          <w:rFonts w:ascii="Times New Roman" w:eastAsia="Quattrocento Sans" w:hAnsi="Times New Roman" w:cs="Segoe UI Symbol"/>
           <w:color w:val="000000"/>
           <w:sz w:val="24"/>
           <w:szCs w:val="24"/>
@@ -89,6 +89,7 @@
         <w:rPr>
           <w:rFonts w:ascii="Times New Roman" w:hAnsi="Times New Roman" w:cs="Times New Roman"/>
           <w:b/>
+          <w:sz w:val="24"/>
         </w:rPr>
         <w:t>ВЕЧІРНЯ</w:t>
       </w:r>
@@ -1608,6 +1609,7 @@
           <w:b/>
           <w:i/>
           <w:color w:val="FF0000"/>
+          <w:sz w:val="24"/>
         </w:rPr>
         <w:t>Вечірні молитви</w:t>
       </w:r>
@@ -6372,6 +6374,7 @@
           <w:b/>
           <w:i/>
           <w:color w:val="FF0000"/>
+          <w:sz w:val="24"/>
         </w:rPr>
         <w:t>Стихири</w:t>
       </w:r>
@@ -8215,6 +8218,7 @@
           <w:b/>
           <w:i/>
           <w:color w:val="FF0000"/>
+          <w:sz w:val="24"/>
         </w:rPr>
         <w:t xml:space="preserve">Прокімен. </w:t>
       </w:r>
@@ -8223,6 +8227,7 @@
           <w:rFonts w:ascii="Times New Roman" w:eastAsia="Times New Roman" w:hAnsi="Times New Roman" w:cs="Times New Roman"/>
           <w:i/>
           <w:color w:val="FF0000"/>
+          <w:sz w:val="24"/>
         </w:rPr>
         <w:t>Псалом 22 (г. 1):</w:t>
       </w:r>
@@ -8317,6 +8322,7 @@
           <w:b/>
           <w:i/>
           <w:color w:val="FF0000"/>
+          <w:sz w:val="24"/>
         </w:rPr>
         <w:t>Сподоби, Господи</w:t>
       </w:r>
@@ -9124,6 +9130,7 @@
           <w:b/>
           <w:i/>
           <w:color w:val="FF0000"/>
+          <w:sz w:val="24"/>
         </w:rPr>
         <w:t>Прохальна єктенія</w:t>
       </w:r>
@@ -10444,6 +10451,7 @@
           <w:b/>
           <w:i/>
           <w:color w:val="FF0000"/>
+          <w:sz w:val="24"/>
         </w:rPr>
         <w:t>Пісня Симеона</w:t>
       </w:r>
@@ -11005,6 +11013,7 @@
           <w:b/>
           <w:i/>
           <w:color w:val="FF0000"/>
+          <w:sz w:val="24"/>
         </w:rPr>
         <w:t>Тропарі</w:t>
       </w:r>
@@ -11207,6 +11216,7 @@
           <w:b/>
           <w:i/>
           <w:color w:val="FF0000"/>
+          <w:sz w:val="24"/>
         </w:rPr>
         <w:t>Єктенія усильного благання</w:t>
       </w:r>
@@ -11982,6 +11992,7 @@
           <w:b/>
           <w:i/>
           <w:color w:val="FF0000"/>
+          <w:sz w:val="24"/>
         </w:rPr>
         <w:t>Після Вечірні</w:t>
       </w:r>
@@ -12040,6 +12051,7 @@
       <w:r>
         <w:rPr>
           <w:rFonts w:ascii="Times New Roman" w:hAnsi="Times New Roman"/>
+          <w:sz w:val="24"/>
         </w:rPr>
         <w:br w:type="page"/>
       </w:r>
@@ -12058,6 +12070,7 @@
         <w:rPr>
           <w:rFonts w:ascii="Times New Roman" w:hAnsi="Times New Roman" w:cs="Times New Roman"/>
           <w:b/>
+          <w:sz w:val="24"/>
         </w:rPr>
         <w:lastRenderedPageBreak/>
         <w:t>УТРЕНЯ</w:t>
@@ -14631,6 +14644,7 @@
           <w:b/>
           <w:i/>
           <w:color w:val="FF0000"/>
+          <w:sz w:val="24"/>
         </w:rPr>
         <w:t>Утренні молитви</w:t>
       </w:r>
@@ -16343,6 +16357,7 @@
           <w:b/>
           <w:i/>
           <w:color w:val="FF0000"/>
+          <w:sz w:val="24"/>
         </w:rPr>
         <w:t>Бог Господь...</w:t>
       </w:r>
@@ -16351,6 +16366,7 @@
           <w:rFonts w:ascii="Times New Roman" w:eastAsia="Times New Roman" w:hAnsi="Times New Roman" w:cs="Times New Roman"/>
           <w:i/>
           <w:color w:val="FF0000"/>
+          <w:sz w:val="24"/>
         </w:rPr>
         <w:t xml:space="preserve"> (Пс. 117), глас 1</w:t>
       </w:r>
@@ -16577,6 +16593,7 @@
           <w:b/>
           <w:i/>
           <w:color w:val="FF0000"/>
+          <w:sz w:val="24"/>
         </w:rPr>
         <w:t>Тропарі</w:t>
       </w:r>
@@ -16861,6 +16878,7 @@
           <w:b/>
           <w:i/>
           <w:color w:val="FF0000"/>
+          <w:sz w:val="24"/>
         </w:rPr>
         <w:lastRenderedPageBreak/>
         <w:t>Мала єктенія</w:t>
@@ -17200,6 +17218,7 @@
           <w:b/>
           <w:i/>
           <w:color w:val="FF0000"/>
+          <w:sz w:val="24"/>
         </w:rPr>
         <w:t>Перший сідальний</w:t>
       </w:r>
@@ -17342,6 +17361,7 @@
           <w:b/>
           <w:i/>
           <w:color w:val="FF0000"/>
+          <w:sz w:val="24"/>
         </w:rPr>
         <w:t>Мала єктенія</w:t>
       </w:r>
@@ -17689,6 +17709,7 @@
           <w:b/>
           <w:i/>
           <w:color w:val="FF0000"/>
+          <w:sz w:val="24"/>
         </w:rPr>
         <w:t>Другий сідальний</w:t>
       </w:r>
@@ -17797,6 +17818,7 @@
           <w:b/>
           <w:i/>
           <w:color w:val="FF0000"/>
+          <w:sz w:val="24"/>
         </w:rPr>
         <w:t>Псалом 50</w:t>
       </w:r>
@@ -18718,6 +18740,7 @@
           <w:rFonts w:ascii="Times New Roman" w:eastAsia="Times New Roman" w:hAnsi="Times New Roman" w:cs="Times New Roman"/>
           <w:i/>
           <w:color w:val="FF0000"/>
+          <w:sz w:val="24"/>
         </w:rPr>
         <w:t>Мала єктенія</w:t>
       </w:r>
@@ -19789,6 +19812,7 @@
           <w:b/>
           <w:i/>
           <w:color w:val="FF0000"/>
+          <w:sz w:val="24"/>
         </w:rPr>
         <w:t>Мала єктенія</w:t>
       </w:r>
@@ -20729,6 +20753,7 @@
           <w:b/>
           <w:i/>
           <w:color w:val="FF0000"/>
+          <w:sz w:val="24"/>
         </w:rPr>
         <w:t>Пісня Богородиці</w:t>
       </w:r>
@@ -21187,6 +21212,7 @@
           <w:b/>
           <w:i/>
           <w:color w:val="FF0000"/>
+          <w:sz w:val="24"/>
         </w:rPr>
         <w:t>Мала єктенія</w:t>
       </w:r>
@@ -21525,6 +21551,7 @@
           <w:b/>
           <w:i/>
           <w:color w:val="FF0000"/>
+          <w:sz w:val="24"/>
         </w:rPr>
         <w:t>Світильний</w:t>
       </w:r>
@@ -22259,6 +22286,7 @@
           <w:b/>
           <w:i/>
           <w:color w:val="FF0000"/>
+          <w:sz w:val="24"/>
         </w:rPr>
         <w:t>Мале славослов'я</w:t>
       </w:r>
@@ -22855,6 +22883,7 @@
           <w:b/>
           <w:i/>
           <w:color w:val="FF0000"/>
+          <w:sz w:val="24"/>
         </w:rPr>
         <w:t>Прохальна єктенія</w:t>
       </w:r>
@@ -24385,6 +24414,7 @@
           <w:b/>
           <w:i/>
           <w:color w:val="FF0000"/>
+          <w:sz w:val="24"/>
         </w:rPr>
         <w:t>Тропарі</w:t>
       </w:r>
@@ -24569,6 +24599,7 @@
           <w:b/>
           <w:i/>
           <w:color w:val="FF0000"/>
+          <w:sz w:val="24"/>
         </w:rPr>
         <w:t>Єктенія усильного благання</w:t>
       </w:r>

--- a/docx_resources/Вечірня-Утреня/В,У - Мінея/09-Вересень/20-__-кн_Михаїла.docx
+++ b/docx_resources/Вечірня-Утреня/В,У - Мінея/09-Вересень/20-__-кн_Михаїла.docx
@@ -40,7 +40,7 @@
       </w:r>
       <w:r>
         <w:rPr>
-          <w:rFonts w:ascii="Times New Roman" w:eastAsia="Quattrocento Sans" w:hAnsi="Times New Roman" w:cs="Segoe UI Symbol"/>
+          <w:rFonts w:ascii="Segoe UI Symbol" w:eastAsia="Quattrocento Sans" w:hAnsi="Segoe UI Symbol" w:cs="Segoe UI Symbol"/>
           <w:color w:val="000000"/>
           <w:sz w:val="24"/>
           <w:szCs w:val="24"/>
@@ -89,7 +89,6 @@
         <w:rPr>
           <w:rFonts w:ascii="Times New Roman" w:hAnsi="Times New Roman" w:cs="Times New Roman"/>
           <w:b/>
-          <w:sz w:val="24"/>
         </w:rPr>
         <w:t>ВЕЧІРНЯ</w:t>
       </w:r>
@@ -1609,7 +1608,6 @@
           <w:b/>
           <w:i/>
           <w:color w:val="FF0000"/>
-          <w:sz w:val="24"/>
         </w:rPr>
         <w:t>Вечірні молитви</w:t>
       </w:r>
@@ -6374,7 +6372,6 @@
           <w:b/>
           <w:i/>
           <w:color w:val="FF0000"/>
-          <w:sz w:val="24"/>
         </w:rPr>
         <w:t>Стихири</w:t>
       </w:r>
@@ -8218,7 +8215,6 @@
           <w:b/>
           <w:i/>
           <w:color w:val="FF0000"/>
-          <w:sz w:val="24"/>
         </w:rPr>
         <w:t xml:space="preserve">Прокімен. </w:t>
       </w:r>
@@ -8227,7 +8223,6 @@
           <w:rFonts w:ascii="Times New Roman" w:eastAsia="Times New Roman" w:hAnsi="Times New Roman" w:cs="Times New Roman"/>
           <w:i/>
           <w:color w:val="FF0000"/>
-          <w:sz w:val="24"/>
         </w:rPr>
         <w:t>Псалом 22 (г. 1):</w:t>
       </w:r>
@@ -8322,7 +8317,6 @@
           <w:b/>
           <w:i/>
           <w:color w:val="FF0000"/>
-          <w:sz w:val="24"/>
         </w:rPr>
         <w:t>Сподоби, Господи</w:t>
       </w:r>
@@ -9130,7 +9124,6 @@
           <w:b/>
           <w:i/>
           <w:color w:val="FF0000"/>
-          <w:sz w:val="24"/>
         </w:rPr>
         <w:t>Прохальна єктенія</w:t>
       </w:r>
@@ -10451,7 +10444,6 @@
           <w:b/>
           <w:i/>
           <w:color w:val="FF0000"/>
-          <w:sz w:val="24"/>
         </w:rPr>
         <w:t>Пісня Симеона</w:t>
       </w:r>
@@ -11013,7 +11005,6 @@
           <w:b/>
           <w:i/>
           <w:color w:val="FF0000"/>
-          <w:sz w:val="24"/>
         </w:rPr>
         <w:t>Тропарі</w:t>
       </w:r>
@@ -11216,7 +11207,6 @@
           <w:b/>
           <w:i/>
           <w:color w:val="FF0000"/>
-          <w:sz w:val="24"/>
         </w:rPr>
         <w:t>Єктенія усильного благання</w:t>
       </w:r>
@@ -11992,7 +11982,6 @@
           <w:b/>
           <w:i/>
           <w:color w:val="FF0000"/>
-          <w:sz w:val="24"/>
         </w:rPr>
         <w:t>Після Вечірні</w:t>
       </w:r>
@@ -12051,7 +12040,6 @@
       <w:r>
         <w:rPr>
           <w:rFonts w:ascii="Times New Roman" w:hAnsi="Times New Roman"/>
-          <w:sz w:val="24"/>
         </w:rPr>
         <w:br w:type="page"/>
       </w:r>
@@ -12070,7 +12058,6 @@
         <w:rPr>
           <w:rFonts w:ascii="Times New Roman" w:hAnsi="Times New Roman" w:cs="Times New Roman"/>
           <w:b/>
-          <w:sz w:val="24"/>
         </w:rPr>
         <w:lastRenderedPageBreak/>
         <w:t>УТРЕНЯ</w:t>
@@ -14644,7 +14631,6 @@
           <w:b/>
           <w:i/>
           <w:color w:val="FF0000"/>
-          <w:sz w:val="24"/>
         </w:rPr>
         <w:t>Утренні молитви</w:t>
       </w:r>
@@ -16357,7 +16343,6 @@
           <w:b/>
           <w:i/>
           <w:color w:val="FF0000"/>
-          <w:sz w:val="24"/>
         </w:rPr>
         <w:t>Бог Господь...</w:t>
       </w:r>
@@ -16366,7 +16351,6 @@
           <w:rFonts w:ascii="Times New Roman" w:eastAsia="Times New Roman" w:hAnsi="Times New Roman" w:cs="Times New Roman"/>
           <w:i/>
           <w:color w:val="FF0000"/>
-          <w:sz w:val="24"/>
         </w:rPr>
         <w:t xml:space="preserve"> (Пс. 117), глас 1</w:t>
       </w:r>
@@ -16593,7 +16577,6 @@
           <w:b/>
           <w:i/>
           <w:color w:val="FF0000"/>
-          <w:sz w:val="24"/>
         </w:rPr>
         <w:t>Тропарі</w:t>
       </w:r>
@@ -16878,7 +16861,6 @@
           <w:b/>
           <w:i/>
           <w:color w:val="FF0000"/>
-          <w:sz w:val="24"/>
         </w:rPr>
         <w:lastRenderedPageBreak/>
         <w:t>Мала єктенія</w:t>
@@ -17218,7 +17200,6 @@
           <w:b/>
           <w:i/>
           <w:color w:val="FF0000"/>
-          <w:sz w:val="24"/>
         </w:rPr>
         <w:t>Перший сідальний</w:t>
       </w:r>
@@ -17361,7 +17342,6 @@
           <w:b/>
           <w:i/>
           <w:color w:val="FF0000"/>
-          <w:sz w:val="24"/>
         </w:rPr>
         <w:t>Мала єктенія</w:t>
       </w:r>
@@ -17709,7 +17689,6 @@
           <w:b/>
           <w:i/>
           <w:color w:val="FF0000"/>
-          <w:sz w:val="24"/>
         </w:rPr>
         <w:t>Другий сідальний</w:t>
       </w:r>
@@ -17818,7 +17797,6 @@
           <w:b/>
           <w:i/>
           <w:color w:val="FF0000"/>
-          <w:sz w:val="24"/>
         </w:rPr>
         <w:t>Псалом 50</w:t>
       </w:r>
@@ -18740,7 +18718,6 @@
           <w:rFonts w:ascii="Times New Roman" w:eastAsia="Times New Roman" w:hAnsi="Times New Roman" w:cs="Times New Roman"/>
           <w:i/>
           <w:color w:val="FF0000"/>
-          <w:sz w:val="24"/>
         </w:rPr>
         <w:t>Мала єктенія</w:t>
       </w:r>
@@ -19812,7 +19789,6 @@
           <w:b/>
           <w:i/>
           <w:color w:val="FF0000"/>
-          <w:sz w:val="24"/>
         </w:rPr>
         <w:t>Мала єктенія</w:t>
       </w:r>
@@ -20753,7 +20729,6 @@
           <w:b/>
           <w:i/>
           <w:color w:val="FF0000"/>
-          <w:sz w:val="24"/>
         </w:rPr>
         <w:t>Пісня Богородиці</w:t>
       </w:r>
@@ -21212,7 +21187,6 @@
           <w:b/>
           <w:i/>
           <w:color w:val="FF0000"/>
-          <w:sz w:val="24"/>
         </w:rPr>
         <w:t>Мала єктенія</w:t>
       </w:r>
@@ -21551,7 +21525,6 @@
           <w:b/>
           <w:i/>
           <w:color w:val="FF0000"/>
-          <w:sz w:val="24"/>
         </w:rPr>
         <w:t>Світильний</w:t>
       </w:r>
@@ -22286,7 +22259,6 @@
           <w:b/>
           <w:i/>
           <w:color w:val="FF0000"/>
-          <w:sz w:val="24"/>
         </w:rPr>
         <w:t>Мале славослов'я</w:t>
       </w:r>
@@ -22883,7 +22855,6 @@
           <w:b/>
           <w:i/>
           <w:color w:val="FF0000"/>
-          <w:sz w:val="24"/>
         </w:rPr>
         <w:t>Прохальна єктенія</w:t>
       </w:r>
@@ -24414,7 +24385,6 @@
           <w:b/>
           <w:i/>
           <w:color w:val="FF0000"/>
-          <w:sz w:val="24"/>
         </w:rPr>
         <w:t>Тропарі</w:t>
       </w:r>
@@ -24599,7 +24569,6 @@
           <w:b/>
           <w:i/>
           <w:color w:val="FF0000"/>
-          <w:sz w:val="24"/>
         </w:rPr>
         <w:t>Єктенія усильного благання</w:t>
       </w:r>
